--- a/public/templates/no-payment.docx
+++ b/public/templates/no-payment.docx
@@ -83,7 +83,7 @@
           <w:szCs w:val="28"/>
           <w:rtl/>
         </w:rPr>
-        <w:t xml:space="preserve">وزارة التربية والتعليم </w:t>
+        <w:t xml:space="preserve">وزارة التربية والتعليم وتنمية الموارد البشرية </w:t>
       </w:r>
     </w:p>
     <w:p>
